--- a/plugins/approval-excel/skills/instructions/references/수당지급 템플릿 및 품의문 작성 가이드.docx
+++ b/plugins/approval-excel/skills/instructions/references/수당지급 템플릿 및 품의문 작성 가이드.docx
@@ -288,7 +288,7 @@
           <w:sz w:val="24"/>
           <w:szCs w:val="24"/>
         </w:rPr>
-        <w:t xml:space="preserve">1. 관련: 가상문서-0001(2026. 4. 10..) 장애학생을 위한 인공지능 및 </w:t>
+        <w:t xml:space="preserve">1. 관련: 가상문서-0001(2026. 4. 10.) 장애학생을 위한 인공지능 및 </w:t>
       </w:r>
       <w:proofErr w:type="spellStart"/>
       <w:r>
@@ -391,7 +391,7 @@
           <w:sz w:val="24"/>
           <w:szCs w:val="24"/>
         </w:rPr>
-        <w:t xml:space="preserve"> 운영에 따른 강사 [가상 인물 A] 및 참교통을 다음과 같이 지급하고자 합니다.</w:t>
+        <w:t xml:space="preserve"> 운영에 따른 강사 수당 및 참교통을 다음과 같이 지급하고자 합니다.</w:t>
       </w:r>
     </w:p>
     <w:p>
@@ -444,7 +444,7 @@
           <w:sz w:val="24"/>
           <w:szCs w:val="24"/>
         </w:rPr>
-        <w:t>.(</w:t>
+        <w:t>(</w:t>
       </w:r>
       <w:proofErr w:type="gramEnd"/>
       <w:r>
@@ -995,7 +995,7 @@
           <w:sz w:val="24"/>
           <w:szCs w:val="24"/>
         </w:rPr>
-        <w:t xml:space="preserve"> 강사 [가상 인물 A] 지급 내역 1부.</w:t>
+        <w:t xml:space="preserve"> 강사 수당 지급 내역 1부.</w:t>
       </w:r>
     </w:p>
     <w:p>
@@ -1078,7 +1078,7 @@
           <w:sz w:val="24"/>
           <w:szCs w:val="24"/>
         </w:rPr>
-        <w:t xml:space="preserve"> 강사 </w:t>
+        <w:t xml:space="preserve"> 강사 등록부</w:t>
       </w:r>
       <w:proofErr w:type="spellStart"/>
       <w:r>
@@ -1088,7 +1088,7 @@
           <w:sz w:val="24"/>
           <w:szCs w:val="24"/>
         </w:rPr>
-        <w:t>[가상 인물 A]</w:t>
+        <w:t/>
       </w:r>
       <w:proofErr w:type="spellEnd"/>
       <w:r>
@@ -1181,7 +1181,7 @@
           <w:sz w:val="24"/>
           <w:szCs w:val="24"/>
         </w:rPr>
-        <w:t xml:space="preserve"> 강사[가상 인물 A] 1부.</w:t>
+        <w:t xml:space="preserve"> 강사자료 1부.</w:t>
       </w:r>
     </w:p>
     <w:p>
@@ -1264,7 +1264,7 @@
           <w:sz w:val="24"/>
           <w:szCs w:val="24"/>
         </w:rPr>
-        <w:t xml:space="preserve"> 강사 [가상 인물 A] 5부.  끝.</w:t>
+        <w:t xml:space="preserve"> 강사 인적사항 5부.  끝.</w:t>
       </w:r>
     </w:p>
     <w:p>
@@ -1294,7 +1294,7 @@
           <w:sz w:val="27"/>
           <w:szCs w:val="27"/>
         </w:rPr>
-        <w:t>B. 통합학급 교사 [가상 인물 A] (실제 사례 기반)</w:t>
+        <w:t>B. 통합학급 교사 연수 (실제 사례 기반)</w:t>
       </w:r>
     </w:p>
     <w:p>
@@ -1414,7 +1414,7 @@
           <w:sz w:val="24"/>
           <w:szCs w:val="24"/>
         </w:rPr>
-        <w:t>1. 관련: 가상문서-0001(2026. 4. 23..) 통합학급 교(원)장·감 특수교육 지원 역량강화 연수 운영 계획</w:t>
+        <w:t>1. 관련: 가상문서-0001(2026. 4. 23.) 통합학급 교(원)장·감 특수교육 지원 역량강화 연수 운영 계획</w:t>
       </w:r>
     </w:p>
     <w:p>
@@ -1477,7 +1477,7 @@
           <w:sz w:val="24"/>
           <w:szCs w:val="24"/>
         </w:rPr>
-        <w:t xml:space="preserve"> 운영에 따른 강사 [가상 인물 A] 다음과 같이 지급하고자 합니다.</w:t>
+        <w:t xml:space="preserve"> 운영에 따른 강사 수당을 다음과 같이 지급하고자 합니다.</w:t>
       </w:r>
     </w:p>
     <w:p>
@@ -1530,7 +1530,7 @@
           <w:sz w:val="24"/>
           <w:szCs w:val="24"/>
         </w:rPr>
-        <w:t>.(</w:t>
+        <w:t>(</w:t>
       </w:r>
       <w:proofErr w:type="gramEnd"/>
       <w:r>
@@ -1690,7 +1690,7 @@
           <w:sz w:val="24"/>
           <w:szCs w:val="24"/>
         </w:rPr>
-        <w:t xml:space="preserve">  라. 지급대상: [가상 인물 A] 강사 및 </w:t>
+        <w:t xml:space="preserve">  라. 지급대상: 연수 강사 및 공연팀</w:t>
       </w:r>
       <w:proofErr w:type="spellStart"/>
       <w:r>
@@ -1700,7 +1700,7 @@
           <w:sz w:val="24"/>
           <w:szCs w:val="24"/>
         </w:rPr>
-        <w:t>공연팀</w:t>
+        <w:t/>
       </w:r>
       <w:proofErr w:type="spellEnd"/>
     </w:p>
@@ -1927,50 +1927,50 @@
           <w:sz w:val="24"/>
           <w:szCs w:val="24"/>
         </w:rPr>
-        <w:t xml:space="preserve">     2. 통합학급 교(원)장·감 특수교육지원 역량강화 직무연수 강사 [가상 인물 A] 지급 내역 1부.</w:t>
-      </w:r>
-    </w:p>
-    <w:p>
-      <w:pPr>
-        <w:widowControl/>
-        <w:tabs>
-          <w:tab w:val="left" w:pos="916"/>
-          <w:tab w:val="left" w:pos="1832"/>
-          <w:tab w:val="left" w:pos="2748"/>
-          <w:tab w:val="left" w:pos="3664"/>
-          <w:tab w:val="left" w:pos="4580"/>
-          <w:tab w:val="left" w:pos="5496"/>
-          <w:tab w:val="left" w:pos="6412"/>
-          <w:tab w:val="left" w:pos="7328"/>
-          <w:tab w:val="left" w:pos="8244"/>
-          <w:tab w:val="left" w:pos="9160"/>
-          <w:tab w:val="left" w:pos="10076"/>
-          <w:tab w:val="left" w:pos="10992"/>
-          <w:tab w:val="left" w:pos="11908"/>
-          <w:tab w:val="left" w:pos="12824"/>
-          <w:tab w:val="left" w:pos="13740"/>
-          <w:tab w:val="left" w:pos="14656"/>
-        </w:tabs>
-        <w:wordWrap/>
-        <w:autoSpaceDE/>
-        <w:autoSpaceDN/>
-        <w:spacing w:after="0" w:line="240" w:lineRule="auto"/>
-        <w:jc w:val="left"/>
-        <w:rPr>
-          <w:rFonts w:ascii="굴림체" w:eastAsia="굴림체" w:hAnsi="굴림체" w:cs="굴림체"/>
-          <w:kern w:val="0"/>
-          <w:sz w:val="24"/>
-          <w:szCs w:val="24"/>
-        </w:rPr>
-      </w:pPr>
-      <w:r>
-        <w:rPr>
-          <w:rFonts w:ascii="굴림체" w:eastAsia="굴림체" w:hAnsi="굴림체" w:cs="굴림체"/>
-          <w:kern w:val="0"/>
-          <w:sz w:val="24"/>
-          <w:szCs w:val="24"/>
-        </w:rPr>
-        <w:t xml:space="preserve">     3. 통합학급 교(원)장·감 특수교육지원 역량강화 직무연수 강사 </w:t>
+        <w:t xml:space="preserve">     2. 통합학급 교(원)장·감 특수교육지원 역량강화 직무연수 강사 수당 지급 내역 1부.</w:t>
+      </w:r>
+    </w:p>
+    <w:p>
+      <w:pPr>
+        <w:widowControl/>
+        <w:tabs>
+          <w:tab w:val="left" w:pos="916"/>
+          <w:tab w:val="left" w:pos="1832"/>
+          <w:tab w:val="left" w:pos="2748"/>
+          <w:tab w:val="left" w:pos="3664"/>
+          <w:tab w:val="left" w:pos="4580"/>
+          <w:tab w:val="left" w:pos="5496"/>
+          <w:tab w:val="left" w:pos="6412"/>
+          <w:tab w:val="left" w:pos="7328"/>
+          <w:tab w:val="left" w:pos="8244"/>
+          <w:tab w:val="left" w:pos="9160"/>
+          <w:tab w:val="left" w:pos="10076"/>
+          <w:tab w:val="left" w:pos="10992"/>
+          <w:tab w:val="left" w:pos="11908"/>
+          <w:tab w:val="left" w:pos="12824"/>
+          <w:tab w:val="left" w:pos="13740"/>
+          <w:tab w:val="left" w:pos="14656"/>
+        </w:tabs>
+        <w:wordWrap/>
+        <w:autoSpaceDE/>
+        <w:autoSpaceDN/>
+        <w:spacing w:after="0" w:line="240" w:lineRule="auto"/>
+        <w:jc w:val="left"/>
+        <w:rPr>
+          <w:rFonts w:ascii="굴림체" w:eastAsia="굴림체" w:hAnsi="굴림체" w:cs="굴림체"/>
+          <w:kern w:val="0"/>
+          <w:sz w:val="24"/>
+          <w:szCs w:val="24"/>
+        </w:rPr>
+      </w:pPr>
+      <w:r>
+        <w:rPr>
+          <w:rFonts w:ascii="굴림체" w:eastAsia="굴림체" w:hAnsi="굴림체" w:cs="굴림체"/>
+          <w:kern w:val="0"/>
+          <w:sz w:val="24"/>
+          <w:szCs w:val="24"/>
+        </w:rPr>
+        <w:t xml:space="preserve">     3. 통합학급 교(원)장·감 특수교육지원 역량강화 직무연수 강사 등록부</w:t>
       </w:r>
       <w:proofErr w:type="spellStart"/>
       <w:r>
@@ -1980,7 +1980,7 @@
           <w:sz w:val="24"/>
           <w:szCs w:val="24"/>
         </w:rPr>
-        <w:t>[가상 인물 A]</w:t>
+        <w:t/>
       </w:r>
       <w:proofErr w:type="spellEnd"/>
       <w:r>
@@ -2033,50 +2033,50 @@
           <w:sz w:val="24"/>
           <w:szCs w:val="24"/>
         </w:rPr>
-        <w:t xml:space="preserve">     4. 통합학급 교(원)장·감 특수교육지원 역량강화 직무연수 강사[가상 인물 A] 8부.</w:t>
-      </w:r>
-    </w:p>
-    <w:p>
-      <w:pPr>
-        <w:widowControl/>
-        <w:tabs>
-          <w:tab w:val="left" w:pos="916"/>
-          <w:tab w:val="left" w:pos="1832"/>
-          <w:tab w:val="left" w:pos="2748"/>
-          <w:tab w:val="left" w:pos="3664"/>
-          <w:tab w:val="left" w:pos="4580"/>
-          <w:tab w:val="left" w:pos="5496"/>
-          <w:tab w:val="left" w:pos="6412"/>
-          <w:tab w:val="left" w:pos="7328"/>
-          <w:tab w:val="left" w:pos="8244"/>
-          <w:tab w:val="left" w:pos="9160"/>
-          <w:tab w:val="left" w:pos="10076"/>
-          <w:tab w:val="left" w:pos="10992"/>
-          <w:tab w:val="left" w:pos="11908"/>
-          <w:tab w:val="left" w:pos="12824"/>
-          <w:tab w:val="left" w:pos="13740"/>
-          <w:tab w:val="left" w:pos="14656"/>
-        </w:tabs>
-        <w:wordWrap/>
-        <w:autoSpaceDE/>
-        <w:autoSpaceDN/>
-        <w:spacing w:after="0" w:line="240" w:lineRule="auto"/>
-        <w:jc w:val="left"/>
-        <w:rPr>
-          <w:rFonts w:ascii="굴림체" w:eastAsia="굴림체" w:hAnsi="굴림체" w:cs="굴림체"/>
-          <w:kern w:val="0"/>
-          <w:sz w:val="24"/>
-          <w:szCs w:val="24"/>
-        </w:rPr>
-      </w:pPr>
-      <w:r>
-        <w:rPr>
-          <w:rFonts w:ascii="굴림체" w:eastAsia="굴림체" w:hAnsi="굴림체" w:cs="굴림체"/>
-          <w:kern w:val="0"/>
-          <w:sz w:val="24"/>
-          <w:szCs w:val="24"/>
-        </w:rPr>
-        <w:t xml:space="preserve">     5. 통합학급 교(원)장·감 특수교육지원 역량강화 직무연수 강사 [가상 인물 A] </w:t>
+        <w:t xml:space="preserve">     4. 통합학급 교(원)장·감 특수교육지원 역량강화 직무연수 강사자료 8부.</w:t>
+      </w:r>
+    </w:p>
+    <w:p>
+      <w:pPr>
+        <w:widowControl/>
+        <w:tabs>
+          <w:tab w:val="left" w:pos="916"/>
+          <w:tab w:val="left" w:pos="1832"/>
+          <w:tab w:val="left" w:pos="2748"/>
+          <w:tab w:val="left" w:pos="3664"/>
+          <w:tab w:val="left" w:pos="4580"/>
+          <w:tab w:val="left" w:pos="5496"/>
+          <w:tab w:val="left" w:pos="6412"/>
+          <w:tab w:val="left" w:pos="7328"/>
+          <w:tab w:val="left" w:pos="8244"/>
+          <w:tab w:val="left" w:pos="9160"/>
+          <w:tab w:val="left" w:pos="10076"/>
+          <w:tab w:val="left" w:pos="10992"/>
+          <w:tab w:val="left" w:pos="11908"/>
+          <w:tab w:val="left" w:pos="12824"/>
+          <w:tab w:val="left" w:pos="13740"/>
+          <w:tab w:val="left" w:pos="14656"/>
+        </w:tabs>
+        <w:wordWrap/>
+        <w:autoSpaceDE/>
+        <w:autoSpaceDN/>
+        <w:spacing w:after="0" w:line="240" w:lineRule="auto"/>
+        <w:jc w:val="left"/>
+        <w:rPr>
+          <w:rFonts w:ascii="굴림체" w:eastAsia="굴림체" w:hAnsi="굴림체" w:cs="굴림체"/>
+          <w:kern w:val="0"/>
+          <w:sz w:val="24"/>
+          <w:szCs w:val="24"/>
+        </w:rPr>
+      </w:pPr>
+      <w:r>
+        <w:rPr>
+          <w:rFonts w:ascii="굴림체" w:eastAsia="굴림체" w:hAnsi="굴림체" w:cs="굴림체"/>
+          <w:kern w:val="0"/>
+          <w:sz w:val="24"/>
+          <w:szCs w:val="24"/>
+        </w:rPr>
+        <w:t xml:space="preserve">     5. 통합학급 교(원)장·감 특수교육지원 역량강화 직무연수 강사 인적사항 </w:t>
       </w:r>
       <w:proofErr w:type="spellStart"/>
       <w:r>
@@ -2246,7 +2246,7 @@
           <w:sz w:val="24"/>
           <w:szCs w:val="24"/>
         </w:rPr>
-        <w:t xml:space="preserve">1. 관련: 가상문서-0001(2026. 4. 10..) 「보고서도 브랜딩이다! 읽히는 글, 인정받는 글 </w:t>
+        <w:t xml:space="preserve">1. 관련: 가상문서-0001(2026. 4. 10.) 「보고서도 브랜딩이다! 읽히는 글, 인정받는 글 </w:t>
       </w:r>
       <w:proofErr w:type="spellStart"/>
       <w:r>
@@ -2329,7 +2329,7 @@
           <w:sz w:val="24"/>
           <w:szCs w:val="24"/>
         </w:rPr>
-        <w:t xml:space="preserve"> 직무연수 운영에 따른 강사 [가상 인물 A] 및 참교통을 다음과 같이 지급하고자 합니다.</w:t>
+        <w:t xml:space="preserve"> 직무연수 운영에 따른 강사 수당 및 참교통을 다음과 같이 지급하고자 합니다.</w:t>
       </w:r>
     </w:p>
     <w:p>
@@ -2382,7 +2382,7 @@
           <w:sz w:val="24"/>
           <w:szCs w:val="24"/>
         </w:rPr>
-        <w:t>.(</w:t>
+        <w:t>(</w:t>
       </w:r>
       <w:proofErr w:type="gramEnd"/>
       <w:r>
@@ -2807,7 +2807,7 @@
           <w:sz w:val="24"/>
           <w:szCs w:val="24"/>
         </w:rPr>
-        <w:t xml:space="preserve"> 강사 [가상 인물 A] 지급 내역 1부.</w:t>
+        <w:t xml:space="preserve"> 강사 수당 지급 내역 1부.</w:t>
       </w:r>
     </w:p>
     <w:p>
@@ -2870,7 +2870,7 @@
           <w:sz w:val="24"/>
           <w:szCs w:val="24"/>
         </w:rPr>
-        <w:t xml:space="preserve"> 강사 </w:t>
+        <w:t xml:space="preserve"> 강사 등록부</w:t>
       </w:r>
       <w:proofErr w:type="spellStart"/>
       <w:r>
@@ -2880,7 +2880,7 @@
           <w:sz w:val="24"/>
           <w:szCs w:val="24"/>
         </w:rPr>
-        <w:t>[가상 인물 A]</w:t>
+        <w:t/>
       </w:r>
       <w:proofErr w:type="spellEnd"/>
       <w:r>
@@ -2953,7 +2953,7 @@
           <w:sz w:val="24"/>
           <w:szCs w:val="24"/>
         </w:rPr>
-        <w:t xml:space="preserve"> 강사[가상 인물 A] 1부.</w:t>
+        <w:t xml:space="preserve"> 강사자료 1부.</w:t>
       </w:r>
     </w:p>
     <w:p>
@@ -3016,7 +3016,7 @@
           <w:sz w:val="24"/>
           <w:szCs w:val="24"/>
         </w:rPr>
-        <w:t xml:space="preserve"> 강사 [가상 인물 A] 2부.  끝.</w:t>
+        <w:t xml:space="preserve"> 강사 인적사항 2부.  끝.</w:t>
       </w:r>
     </w:p>
     <w:p>
@@ -3660,7 +3660,7 @@
           <w:sz w:val="24"/>
           <w:szCs w:val="24"/>
         </w:rPr>
-        <w:t>※ 공급업체: 가상업체</w:t>
+        <w:t>※ 공급업체: [업체명] (견적서 업로드 시에만 추가)</w:t>
       </w:r>
       <w:r>
         <w:rPr>
@@ -5503,7 +5503,7 @@
           <w:sz w:val="24"/>
           <w:szCs w:val="24"/>
         </w:rPr>
-        <w:t xml:space="preserve">  가. 일시: 2026. 5. 14.. 13:00~15:00</w:t>
+        <w:t xml:space="preserve">  가. 일시: 2026. 5. 14. 13:00~15:00</w:t>
       </w:r>
     </w:p>
     <w:p>
@@ -6031,7 +6031,7 @@
           <w:sz w:val="24"/>
           <w:szCs w:val="24"/>
         </w:rPr>
-        <w:t xml:space="preserve">  가. 일시: 2026. 3. 19.. 15:00~17:00</w:t>
+        <w:t xml:space="preserve">  가. 일시: 2026. 3. 19. 15:00~17:00</w:t>
       </w:r>
     </w:p>
     <w:p>
